--- a/docs/developpement/phases/word/PHASE_42_COMPARAISON_DES_PRIX_ENTRE_FOURNISSEURS.docx
+++ b/docs/developpement/phases/word/PHASE_42_COMPARAISON_DES_PRIX_ENTRE_FOURNISSEURS.docx
@@ -20,7 +20,7 @@
       <w:r>
         <w:t xml:space="preserve">FlaiX Expert · dossier de développement · généré le 2026-10-19 depuis le dépôt </w:t>
       </w:r>
-      <w:hyperlink w:history="1" r:id="rIdm1bb2jxktoy5di69-9p18">
+      <w:hyperlink w:history="1" r:id="rId7rengqvdqem_hjizj73gz">
         <w:r>
           <w:rPr>
             <w:rStyle w:val="Hyperlink"/>
@@ -637,7 +637,7 @@
           <w:numId w:val="2"/>
         </w:numPr>
       </w:pPr>
-      <w:hyperlink w:history="1" r:id="rIdkcnelnuj-ea7_uonqmrrv">
+      <w:hyperlink w:history="1" r:id="rId56jyk9jw7vzg2gz3hcrni">
         <w:r>
           <w:rPr>
             <w:rStyle w:val="Hyperlink"/>
@@ -685,7 +685,7 @@
       <w:r>
         <w:t xml:space="preserve"> — créé — </w:t>
       </w:r>
-      <w:hyperlink w:history="1" r:id="rId41y29bl6wcsousc8x6goj">
+      <w:hyperlink w:history="1" r:id="rIdwcv3k4jclac7orykxvosx">
         <w:r>
           <w:rPr>
             <w:rStyle w:val="Hyperlink"/>
@@ -722,7 +722,7 @@
       <w:r>
         <w:t xml:space="preserve"> — créé — </w:t>
       </w:r>
-      <w:hyperlink w:history="1" r:id="rIdx-mu6oci1ypky8zbunm7x">
+      <w:hyperlink w:history="1" r:id="rIdnhx68nnrjpm8pg-mlqw5a">
         <w:r>
           <w:rPr>
             <w:rStyle w:val="Hyperlink"/>
@@ -751,7 +751,7 @@
       <w:r>
         <w:t xml:space="preserve"> — créé — </w:t>
       </w:r>
-      <w:hyperlink w:history="1" r:id="rIdfyubywabroa0iaky-9u-1">
+      <w:hyperlink w:history="1" r:id="rIdlyw5z_pqjrkrjnsfpbo7c">
         <w:r>
           <w:rPr>
             <w:rStyle w:val="Hyperlink"/>
@@ -788,7 +788,7 @@
       <w:r>
         <w:t xml:space="preserve"> — créé — </w:t>
       </w:r>
-      <w:hyperlink w:history="1" r:id="rIda_n6b5w5_pqpjnjrnagfd">
+      <w:hyperlink w:history="1" r:id="rIdc9tsfbhy3f7uqspb_f66s">
         <w:r>
           <w:rPr>
             <w:rStyle w:val="Hyperlink"/>
@@ -817,7 +817,7 @@
       <w:r>
         <w:t xml:space="preserve"> — modifié — </w:t>
       </w:r>
-      <w:hyperlink w:history="1" r:id="rIdjtgil2tim1tazi_3ckew8">
+      <w:hyperlink w:history="1" r:id="rId1cohepex0yyytuwbxmyms">
         <w:r>
           <w:rPr>
             <w:rStyle w:val="Hyperlink"/>
@@ -846,7 +846,7 @@
       <w:r>
         <w:t xml:space="preserve"> — modifié — </w:t>
       </w:r>
-      <w:hyperlink w:history="1" r:id="rIdtk8l8aasr9rr8pj82h4e_">
+      <w:hyperlink w:history="1" r:id="rIdmotg55s90qbkcmb6szwac">
         <w:r>
           <w:rPr>
             <w:rStyle w:val="Hyperlink"/>
@@ -883,7 +883,7 @@
       <w:r>
         <w:t xml:space="preserve"> — créé — </w:t>
       </w:r>
-      <w:hyperlink w:history="1" r:id="rIdghp-bdfxsjbah-e9of-5o">
+      <w:hyperlink w:history="1" r:id="rIdn2m4-vpqg_aci8ieyt9q3">
         <w:r>
           <w:rPr>
             <w:rStyle w:val="Hyperlink"/>
@@ -912,7 +912,7 @@
       <w:r>
         <w:t xml:space="preserve"> — modifié — </w:t>
       </w:r>
-      <w:hyperlink w:history="1" r:id="rIdijzn-_xajurlntpkpqmjc">
+      <w:hyperlink w:history="1" r:id="rIdgcz2l_ze5gomjasckc_do">
         <w:r>
           <w:rPr>
             <w:rStyle w:val="Hyperlink"/>
@@ -949,7 +949,7 @@
       <w:r>
         <w:t xml:space="preserve"> — créé — </w:t>
       </w:r>
-      <w:hyperlink w:history="1" r:id="rIdo7b_cvxctta82azvnnjiz">
+      <w:hyperlink w:history="1" r:id="rIdm8vepynjeggaeimuwu_pv">
         <w:r>
           <w:rPr>
             <w:rStyle w:val="Hyperlink"/>
@@ -978,7 +978,7 @@
       <w:r>
         <w:t xml:space="preserve"> — modifié — </w:t>
       </w:r>
-      <w:hyperlink w:history="1" r:id="rIda-tcuoxrnanpvzwmobkwj">
+      <w:hyperlink w:history="1" r:id="rIdq_e2l6hps-lsvq7g9k0wq">
         <w:r>
           <w:rPr>
             <w:rStyle w:val="Hyperlink"/>

--- a/docs/developpement/phases/word/PHASE_42_COMPARAISON_DES_PRIX_ENTRE_FOURNISSEURS.docx
+++ b/docs/developpement/phases/word/PHASE_42_COMPARAISON_DES_PRIX_ENTRE_FOURNISSEURS.docx
@@ -20,7 +20,7 @@
       <w:r>
         <w:t xml:space="preserve">FlaiX Expert · dossier de développement · généré le 2026-10-19 depuis le dépôt </w:t>
       </w:r>
-      <w:hyperlink w:history="1" r:id="rId7rengqvdqem_hjizj73gz">
+      <w:hyperlink w:history="1" r:id="rId0ofj8bn5rdq2qjmgs11e6">
         <w:r>
           <w:rPr>
             <w:rStyle w:val="Hyperlink"/>
@@ -637,7 +637,7 @@
           <w:numId w:val="2"/>
         </w:numPr>
       </w:pPr>
-      <w:hyperlink w:history="1" r:id="rId56jyk9jw7vzg2gz3hcrni">
+      <w:hyperlink w:history="1" r:id="rId_k1hoal87uw2trojcbhqp">
         <w:r>
           <w:rPr>
             <w:rStyle w:val="Hyperlink"/>
@@ -685,7 +685,7 @@
       <w:r>
         <w:t xml:space="preserve"> — créé — </w:t>
       </w:r>
-      <w:hyperlink w:history="1" r:id="rIdwcv3k4jclac7orykxvosx">
+      <w:hyperlink w:history="1" r:id="rId2x19kzflvqulxp_u4o6mp">
         <w:r>
           <w:rPr>
             <w:rStyle w:val="Hyperlink"/>
@@ -722,7 +722,7 @@
       <w:r>
         <w:t xml:space="preserve"> — créé — </w:t>
       </w:r>
-      <w:hyperlink w:history="1" r:id="rIdnhx68nnrjpm8pg-mlqw5a">
+      <w:hyperlink w:history="1" r:id="rId-n-inztrwcvghtpgozgge">
         <w:r>
           <w:rPr>
             <w:rStyle w:val="Hyperlink"/>
@@ -751,7 +751,7 @@
       <w:r>
         <w:t xml:space="preserve"> — créé — </w:t>
       </w:r>
-      <w:hyperlink w:history="1" r:id="rIdlyw5z_pqjrkrjnsfpbo7c">
+      <w:hyperlink w:history="1" r:id="rId6f2ik_8sqbk54mu8xtjrl">
         <w:r>
           <w:rPr>
             <w:rStyle w:val="Hyperlink"/>
@@ -788,7 +788,7 @@
       <w:r>
         <w:t xml:space="preserve"> — créé — </w:t>
       </w:r>
-      <w:hyperlink w:history="1" r:id="rIdc9tsfbhy3f7uqspb_f66s">
+      <w:hyperlink w:history="1" r:id="rIddmkqu5k4cwj8jccermlz5">
         <w:r>
           <w:rPr>
             <w:rStyle w:val="Hyperlink"/>
@@ -817,7 +817,7 @@
       <w:r>
         <w:t xml:space="preserve"> — modifié — </w:t>
       </w:r>
-      <w:hyperlink w:history="1" r:id="rId1cohepex0yyytuwbxmyms">
+      <w:hyperlink w:history="1" r:id="rIdh47ql37oy3x_hlgckilwh">
         <w:r>
           <w:rPr>
             <w:rStyle w:val="Hyperlink"/>
@@ -846,7 +846,7 @@
       <w:r>
         <w:t xml:space="preserve"> — modifié — </w:t>
       </w:r>
-      <w:hyperlink w:history="1" r:id="rIdmotg55s90qbkcmb6szwac">
+      <w:hyperlink w:history="1" r:id="rIda6cs25pmeeo-hrehwuyxb">
         <w:r>
           <w:rPr>
             <w:rStyle w:val="Hyperlink"/>
@@ -883,7 +883,7 @@
       <w:r>
         <w:t xml:space="preserve"> — créé — </w:t>
       </w:r>
-      <w:hyperlink w:history="1" r:id="rIdn2m4-vpqg_aci8ieyt9q3">
+      <w:hyperlink w:history="1" r:id="rIdtmvkgdfs-3zicfisdfevk">
         <w:r>
           <w:rPr>
             <w:rStyle w:val="Hyperlink"/>
@@ -912,7 +912,7 @@
       <w:r>
         <w:t xml:space="preserve"> — modifié — </w:t>
       </w:r>
-      <w:hyperlink w:history="1" r:id="rIdgcz2l_ze5gomjasckc_do">
+      <w:hyperlink w:history="1" r:id="rIdfgchsucbejs8r2vycndgf">
         <w:r>
           <w:rPr>
             <w:rStyle w:val="Hyperlink"/>
@@ -949,7 +949,7 @@
       <w:r>
         <w:t xml:space="preserve"> — créé — </w:t>
       </w:r>
-      <w:hyperlink w:history="1" r:id="rIdm8vepynjeggaeimuwu_pv">
+      <w:hyperlink w:history="1" r:id="rIdt7bsjhqfnz738e0bqzsak">
         <w:r>
           <w:rPr>
             <w:rStyle w:val="Hyperlink"/>
@@ -978,7 +978,7 @@
       <w:r>
         <w:t xml:space="preserve"> — modifié — </w:t>
       </w:r>
-      <w:hyperlink w:history="1" r:id="rIdq_e2l6hps-lsvq7g9k0wq">
+      <w:hyperlink w:history="1" r:id="rIduantnawmadtt575rcu-ig">
         <w:r>
           <w:rPr>
             <w:rStyle w:val="Hyperlink"/>

--- a/docs/developpement/phases/word/PHASE_42_COMPARAISON_DES_PRIX_ENTRE_FOURNISSEURS.docx
+++ b/docs/developpement/phases/word/PHASE_42_COMPARAISON_DES_PRIX_ENTRE_FOURNISSEURS.docx
@@ -20,7 +20,7 @@
       <w:r>
         <w:t xml:space="preserve">FlaiX Expert · dossier de développement · généré le 2026-10-19 depuis le dépôt </w:t>
       </w:r>
-      <w:hyperlink w:history="1" r:id="rId0ofj8bn5rdq2qjmgs11e6">
+      <w:hyperlink w:history="1" r:id="rIdqrxush_fm3npiq78i2c06">
         <w:r>
           <w:rPr>
             <w:rStyle w:val="Hyperlink"/>
@@ -637,7 +637,7 @@
           <w:numId w:val="2"/>
         </w:numPr>
       </w:pPr>
-      <w:hyperlink w:history="1" r:id="rId_k1hoal87uw2trojcbhqp">
+      <w:hyperlink w:history="1" r:id="rIdictdqarfnl-ko8yeot_sh">
         <w:r>
           <w:rPr>
             <w:rStyle w:val="Hyperlink"/>
@@ -685,7 +685,7 @@
       <w:r>
         <w:t xml:space="preserve"> — créé — </w:t>
       </w:r>
-      <w:hyperlink w:history="1" r:id="rId2x19kzflvqulxp_u4o6mp">
+      <w:hyperlink w:history="1" r:id="rIdhfebzead79emelsmysmql">
         <w:r>
           <w:rPr>
             <w:rStyle w:val="Hyperlink"/>
@@ -722,7 +722,7 @@
       <w:r>
         <w:t xml:space="preserve"> — créé — </w:t>
       </w:r>
-      <w:hyperlink w:history="1" r:id="rId-n-inztrwcvghtpgozgge">
+      <w:hyperlink w:history="1" r:id="rIdoitqowbcrx8h12fwpgtao">
         <w:r>
           <w:rPr>
             <w:rStyle w:val="Hyperlink"/>
@@ -751,7 +751,7 @@
       <w:r>
         <w:t xml:space="preserve"> — créé — </w:t>
       </w:r>
-      <w:hyperlink w:history="1" r:id="rId6f2ik_8sqbk54mu8xtjrl">
+      <w:hyperlink w:history="1" r:id="rIdr1-xtdj7pzkvwguwtywdj">
         <w:r>
           <w:rPr>
             <w:rStyle w:val="Hyperlink"/>
@@ -788,7 +788,7 @@
       <w:r>
         <w:t xml:space="preserve"> — créé — </w:t>
       </w:r>
-      <w:hyperlink w:history="1" r:id="rIddmkqu5k4cwj8jccermlz5">
+      <w:hyperlink w:history="1" r:id="rId0v2olp3lqpzt-yqi_nsv9">
         <w:r>
           <w:rPr>
             <w:rStyle w:val="Hyperlink"/>
@@ -817,7 +817,7 @@
       <w:r>
         <w:t xml:space="preserve"> — modifié — </w:t>
       </w:r>
-      <w:hyperlink w:history="1" r:id="rIdh47ql37oy3x_hlgckilwh">
+      <w:hyperlink w:history="1" r:id="rIdd8ba9gqab400q4ny3ib-n">
         <w:r>
           <w:rPr>
             <w:rStyle w:val="Hyperlink"/>
@@ -846,7 +846,7 @@
       <w:r>
         <w:t xml:space="preserve"> — modifié — </w:t>
       </w:r>
-      <w:hyperlink w:history="1" r:id="rIda6cs25pmeeo-hrehwuyxb">
+      <w:hyperlink w:history="1" r:id="rId8gbb-dyrquzok-7zeu9yi">
         <w:r>
           <w:rPr>
             <w:rStyle w:val="Hyperlink"/>
@@ -883,7 +883,7 @@
       <w:r>
         <w:t xml:space="preserve"> — créé — </w:t>
       </w:r>
-      <w:hyperlink w:history="1" r:id="rIdtmvkgdfs-3zicfisdfevk">
+      <w:hyperlink w:history="1" r:id="rId6qu23amipeuxh4jw5utgd">
         <w:r>
           <w:rPr>
             <w:rStyle w:val="Hyperlink"/>
@@ -912,7 +912,7 @@
       <w:r>
         <w:t xml:space="preserve"> — modifié — </w:t>
       </w:r>
-      <w:hyperlink w:history="1" r:id="rIdfgchsucbejs8r2vycndgf">
+      <w:hyperlink w:history="1" r:id="rIdfddulxon-jypyn2_amiet">
         <w:r>
           <w:rPr>
             <w:rStyle w:val="Hyperlink"/>
@@ -949,7 +949,7 @@
       <w:r>
         <w:t xml:space="preserve"> — créé — </w:t>
       </w:r>
-      <w:hyperlink w:history="1" r:id="rIdt7bsjhqfnz738e0bqzsak">
+      <w:hyperlink w:history="1" r:id="rIddjlzdfrfcbhr5sc10gp8f">
         <w:r>
           <w:rPr>
             <w:rStyle w:val="Hyperlink"/>
@@ -978,7 +978,7 @@
       <w:r>
         <w:t xml:space="preserve"> — modifié — </w:t>
       </w:r>
-      <w:hyperlink w:history="1" r:id="rIduantnawmadtt575rcu-ig">
+      <w:hyperlink w:history="1" r:id="rIdzq7e-wlwrlzkkuwauq5wb">
         <w:r>
           <w:rPr>
             <w:rStyle w:val="Hyperlink"/>

--- a/docs/developpement/phases/word/PHASE_42_COMPARAISON_DES_PRIX_ENTRE_FOURNISSEURS.docx
+++ b/docs/developpement/phases/word/PHASE_42_COMPARAISON_DES_PRIX_ENTRE_FOURNISSEURS.docx
@@ -20,7 +20,7 @@
       <w:r>
         <w:t xml:space="preserve">FlaiX Expert · dossier de développement · généré le 2026-10-19 depuis le dépôt </w:t>
       </w:r>
-      <w:hyperlink w:history="1" r:id="rIdqrxush_fm3npiq78i2c06">
+      <w:hyperlink w:history="1" r:id="rIdojz88jr2ita2cedvpeq8g">
         <w:r>
           <w:rPr>
             <w:rStyle w:val="Hyperlink"/>
@@ -637,7 +637,7 @@
           <w:numId w:val="2"/>
         </w:numPr>
       </w:pPr>
-      <w:hyperlink w:history="1" r:id="rIdictdqarfnl-ko8yeot_sh">
+      <w:hyperlink w:history="1" r:id="rIdjqg-0rxhfiz7u6wpa3lfp">
         <w:r>
           <w:rPr>
             <w:rStyle w:val="Hyperlink"/>
@@ -685,7 +685,7 @@
       <w:r>
         <w:t xml:space="preserve"> — créé — </w:t>
       </w:r>
-      <w:hyperlink w:history="1" r:id="rIdhfebzead79emelsmysmql">
+      <w:hyperlink w:history="1" r:id="rIdbyn-8qb1h7s1bvef-yff_">
         <w:r>
           <w:rPr>
             <w:rStyle w:val="Hyperlink"/>
@@ -722,7 +722,7 @@
       <w:r>
         <w:t xml:space="preserve"> — créé — </w:t>
       </w:r>
-      <w:hyperlink w:history="1" r:id="rIdoitqowbcrx8h12fwpgtao">
+      <w:hyperlink w:history="1" r:id="rIdvvf3zk5bdmcalwdbmbc24">
         <w:r>
           <w:rPr>
             <w:rStyle w:val="Hyperlink"/>
@@ -751,7 +751,7 @@
       <w:r>
         <w:t xml:space="preserve"> — créé — </w:t>
       </w:r>
-      <w:hyperlink w:history="1" r:id="rIdr1-xtdj7pzkvwguwtywdj">
+      <w:hyperlink w:history="1" r:id="rIdqew9eap22c_wvwh7koylz">
         <w:r>
           <w:rPr>
             <w:rStyle w:val="Hyperlink"/>
@@ -788,7 +788,7 @@
       <w:r>
         <w:t xml:space="preserve"> — créé — </w:t>
       </w:r>
-      <w:hyperlink w:history="1" r:id="rId0v2olp3lqpzt-yqi_nsv9">
+      <w:hyperlink w:history="1" r:id="rIdmmx2epfpk_tj451msnzoa">
         <w:r>
           <w:rPr>
             <w:rStyle w:val="Hyperlink"/>
@@ -817,7 +817,7 @@
       <w:r>
         <w:t xml:space="preserve"> — modifié — </w:t>
       </w:r>
-      <w:hyperlink w:history="1" r:id="rIdd8ba9gqab400q4ny3ib-n">
+      <w:hyperlink w:history="1" r:id="rIdo1a-ovve5pm9lajidrqto">
         <w:r>
           <w:rPr>
             <w:rStyle w:val="Hyperlink"/>
@@ -846,7 +846,7 @@
       <w:r>
         <w:t xml:space="preserve"> — modifié — </w:t>
       </w:r>
-      <w:hyperlink w:history="1" r:id="rId8gbb-dyrquzok-7zeu9yi">
+      <w:hyperlink w:history="1" r:id="rIds2lgh-nxz-blofz-_sopc">
         <w:r>
           <w:rPr>
             <w:rStyle w:val="Hyperlink"/>
@@ -883,7 +883,7 @@
       <w:r>
         <w:t xml:space="preserve"> — créé — </w:t>
       </w:r>
-      <w:hyperlink w:history="1" r:id="rId6qu23amipeuxh4jw5utgd">
+      <w:hyperlink w:history="1" r:id="rIdf1bu65nzksmmbafnoqs0k">
         <w:r>
           <w:rPr>
             <w:rStyle w:val="Hyperlink"/>
@@ -912,7 +912,7 @@
       <w:r>
         <w:t xml:space="preserve"> — modifié — </w:t>
       </w:r>
-      <w:hyperlink w:history="1" r:id="rIdfddulxon-jypyn2_amiet">
+      <w:hyperlink w:history="1" r:id="rIdhf9m_typ5xz-snhl9oaj1">
         <w:r>
           <w:rPr>
             <w:rStyle w:val="Hyperlink"/>
@@ -949,7 +949,7 @@
       <w:r>
         <w:t xml:space="preserve"> — créé — </w:t>
       </w:r>
-      <w:hyperlink w:history="1" r:id="rIddjlzdfrfcbhr5sc10gp8f">
+      <w:hyperlink w:history="1" r:id="rIdcppo4wbl4dmw1csfihm4-">
         <w:r>
           <w:rPr>
             <w:rStyle w:val="Hyperlink"/>
@@ -978,7 +978,7 @@
       <w:r>
         <w:t xml:space="preserve"> — modifié — </w:t>
       </w:r>
-      <w:hyperlink w:history="1" r:id="rIdzq7e-wlwrlzkkuwauq5wb">
+      <w:hyperlink w:history="1" r:id="rIdc8gasrwsvsr1esifqrl4p">
         <w:r>
           <w:rPr>
             <w:rStyle w:val="Hyperlink"/>

--- a/docs/developpement/phases/word/PHASE_42_COMPARAISON_DES_PRIX_ENTRE_FOURNISSEURS.docx
+++ b/docs/developpement/phases/word/PHASE_42_COMPARAISON_DES_PRIX_ENTRE_FOURNISSEURS.docx
@@ -18,9 +18,9 @@
         <w:shd w:fill="F6F3FF" w:color="auto" w:val="clear"/>
       </w:pPr>
       <w:r>
-        <w:t xml:space="preserve">FlaiX Expert · dossier de développement · généré le 2026-10-19 depuis le dépôt </w:t>
-      </w:r>
-      <w:hyperlink w:history="1" r:id="rIdojz88jr2ita2cedvpeq8g">
+        <w:t xml:space="preserve">FlaiX Expert · dossier de développement · généré le 2026-10-21 depuis le dépôt </w:t>
+      </w:r>
+      <w:hyperlink w:history="1" r:id="rIdypptvxcyvfz1te_egrnkz">
         <w:r>
           <w:rPr>
             <w:rStyle w:val="Hyperlink"/>
@@ -637,7 +637,7 @@
           <w:numId w:val="2"/>
         </w:numPr>
       </w:pPr>
-      <w:hyperlink w:history="1" r:id="rIdjqg-0rxhfiz7u6wpa3lfp">
+      <w:hyperlink w:history="1" r:id="rId4tqw9shyzisams8dqx_2h">
         <w:r>
           <w:rPr>
             <w:rStyle w:val="Hyperlink"/>
@@ -685,7 +685,7 @@
       <w:r>
         <w:t xml:space="preserve"> — créé — </w:t>
       </w:r>
-      <w:hyperlink w:history="1" r:id="rIdbyn-8qb1h7s1bvef-yff_">
+      <w:hyperlink w:history="1" r:id="rIdxvcox3b0fwvvvrce7k8dz">
         <w:r>
           <w:rPr>
             <w:rStyle w:val="Hyperlink"/>
@@ -722,7 +722,7 @@
       <w:r>
         <w:t xml:space="preserve"> — créé — </w:t>
       </w:r>
-      <w:hyperlink w:history="1" r:id="rIdvvf3zk5bdmcalwdbmbc24">
+      <w:hyperlink w:history="1" r:id="rIdjitxj9mkqcgjdrd4fj7bb">
         <w:r>
           <w:rPr>
             <w:rStyle w:val="Hyperlink"/>
@@ -751,7 +751,7 @@
       <w:r>
         <w:t xml:space="preserve"> — créé — </w:t>
       </w:r>
-      <w:hyperlink w:history="1" r:id="rIdqew9eap22c_wvwh7koylz">
+      <w:hyperlink w:history="1" r:id="rIdaajwfawr_gvajxninmkfv">
         <w:r>
           <w:rPr>
             <w:rStyle w:val="Hyperlink"/>
@@ -788,7 +788,7 @@
       <w:r>
         <w:t xml:space="preserve"> — créé — </w:t>
       </w:r>
-      <w:hyperlink w:history="1" r:id="rIdmmx2epfpk_tj451msnzoa">
+      <w:hyperlink w:history="1" r:id="rIdlnniga7wefimiyr2bv1sn">
         <w:r>
           <w:rPr>
             <w:rStyle w:val="Hyperlink"/>
@@ -817,7 +817,7 @@
       <w:r>
         <w:t xml:space="preserve"> — modifié — </w:t>
       </w:r>
-      <w:hyperlink w:history="1" r:id="rIdo1a-ovve5pm9lajidrqto">
+      <w:hyperlink w:history="1" r:id="rIdqctwfqbul_z6luves8z5z">
         <w:r>
           <w:rPr>
             <w:rStyle w:val="Hyperlink"/>
@@ -846,7 +846,7 @@
       <w:r>
         <w:t xml:space="preserve"> — modifié — </w:t>
       </w:r>
-      <w:hyperlink w:history="1" r:id="rIds2lgh-nxz-blofz-_sopc">
+      <w:hyperlink w:history="1" r:id="rIddzl4cxqzoepjg70wgbunm">
         <w:r>
           <w:rPr>
             <w:rStyle w:val="Hyperlink"/>
@@ -883,7 +883,7 @@
       <w:r>
         <w:t xml:space="preserve"> — créé — </w:t>
       </w:r>
-      <w:hyperlink w:history="1" r:id="rIdf1bu65nzksmmbafnoqs0k">
+      <w:hyperlink w:history="1" r:id="rIdyfqkcy4vd6qdyo-brwevw">
         <w:r>
           <w:rPr>
             <w:rStyle w:val="Hyperlink"/>
@@ -912,7 +912,7 @@
       <w:r>
         <w:t xml:space="preserve"> — modifié — </w:t>
       </w:r>
-      <w:hyperlink w:history="1" r:id="rIdhf9m_typ5xz-snhl9oaj1">
+      <w:hyperlink w:history="1" r:id="rId1gep8kbxhkpnacdjhjveh">
         <w:r>
           <w:rPr>
             <w:rStyle w:val="Hyperlink"/>
@@ -949,7 +949,7 @@
       <w:r>
         <w:t xml:space="preserve"> — créé — </w:t>
       </w:r>
-      <w:hyperlink w:history="1" r:id="rIdcppo4wbl4dmw1csfihm4-">
+      <w:hyperlink w:history="1" r:id="rIdh50humdmq4niz0wqlk4kb">
         <w:r>
           <w:rPr>
             <w:rStyle w:val="Hyperlink"/>
@@ -978,7 +978,7 @@
       <w:r>
         <w:t xml:space="preserve"> — modifié — </w:t>
       </w:r>
-      <w:hyperlink w:history="1" r:id="rIdc8gasrwsvsr1esifqrl4p">
+      <w:hyperlink w:history="1" r:id="rIdbmr__db7grxifs1v48uck">
         <w:r>
           <w:rPr>
             <w:rStyle w:val="Hyperlink"/>

--- a/docs/developpement/phases/word/PHASE_42_COMPARAISON_DES_PRIX_ENTRE_FOURNISSEURS.docx
+++ b/docs/developpement/phases/word/PHASE_42_COMPARAISON_DES_PRIX_ENTRE_FOURNISSEURS.docx
@@ -20,7 +20,7 @@
       <w:r>
         <w:t xml:space="preserve">FlaiX Expert · dossier de développement · généré le 2026-10-21 depuis le dépôt </w:t>
       </w:r>
-      <w:hyperlink w:history="1" r:id="rIdypptvxcyvfz1te_egrnkz">
+      <w:hyperlink w:history="1" r:id="rId4wnhczfosef8gq8jsoint">
         <w:r>
           <w:rPr>
             <w:rStyle w:val="Hyperlink"/>
@@ -637,7 +637,7 @@
           <w:numId w:val="2"/>
         </w:numPr>
       </w:pPr>
-      <w:hyperlink w:history="1" r:id="rId4tqw9shyzisams8dqx_2h">
+      <w:hyperlink w:history="1" r:id="rIdftiwwmpwbsc6ilbib3bmp">
         <w:r>
           <w:rPr>
             <w:rStyle w:val="Hyperlink"/>
@@ -685,7 +685,7 @@
       <w:r>
         <w:t xml:space="preserve"> — créé — </w:t>
       </w:r>
-      <w:hyperlink w:history="1" r:id="rIdxvcox3b0fwvvvrce7k8dz">
+      <w:hyperlink w:history="1" r:id="rIdssqhqownjnxipnlxtiz0d">
         <w:r>
           <w:rPr>
             <w:rStyle w:val="Hyperlink"/>
@@ -722,7 +722,7 @@
       <w:r>
         <w:t xml:space="preserve"> — créé — </w:t>
       </w:r>
-      <w:hyperlink w:history="1" r:id="rIdjitxj9mkqcgjdrd4fj7bb">
+      <w:hyperlink w:history="1" r:id="rIdztcw_iaqmdfjkdgpfqo5t">
         <w:r>
           <w:rPr>
             <w:rStyle w:val="Hyperlink"/>
@@ -751,7 +751,7 @@
       <w:r>
         <w:t xml:space="preserve"> — créé — </w:t>
       </w:r>
-      <w:hyperlink w:history="1" r:id="rIdaajwfawr_gvajxninmkfv">
+      <w:hyperlink w:history="1" r:id="rIdm1ynp3iuiw-blok6enlm0">
         <w:r>
           <w:rPr>
             <w:rStyle w:val="Hyperlink"/>
@@ -788,7 +788,7 @@
       <w:r>
         <w:t xml:space="preserve"> — créé — </w:t>
       </w:r>
-      <w:hyperlink w:history="1" r:id="rIdlnniga7wefimiyr2bv1sn">
+      <w:hyperlink w:history="1" r:id="rId_z_bscrj1p2m6448frdkh">
         <w:r>
           <w:rPr>
             <w:rStyle w:val="Hyperlink"/>
@@ -817,7 +817,7 @@
       <w:r>
         <w:t xml:space="preserve"> — modifié — </w:t>
       </w:r>
-      <w:hyperlink w:history="1" r:id="rIdqctwfqbul_z6luves8z5z">
+      <w:hyperlink w:history="1" r:id="rIdwotzajhnaldbyy7codwxn">
         <w:r>
           <w:rPr>
             <w:rStyle w:val="Hyperlink"/>
@@ -846,7 +846,7 @@
       <w:r>
         <w:t xml:space="preserve"> — modifié — </w:t>
       </w:r>
-      <w:hyperlink w:history="1" r:id="rIddzl4cxqzoepjg70wgbunm">
+      <w:hyperlink w:history="1" r:id="rId7mta32pszb9unm0p8uld_">
         <w:r>
           <w:rPr>
             <w:rStyle w:val="Hyperlink"/>
@@ -883,7 +883,7 @@
       <w:r>
         <w:t xml:space="preserve"> — créé — </w:t>
       </w:r>
-      <w:hyperlink w:history="1" r:id="rIdyfqkcy4vd6qdyo-brwevw">
+      <w:hyperlink w:history="1" r:id="rIdqzysyysn_xmz5wmmxcm6s">
         <w:r>
           <w:rPr>
             <w:rStyle w:val="Hyperlink"/>
@@ -912,7 +912,7 @@
       <w:r>
         <w:t xml:space="preserve"> — modifié — </w:t>
       </w:r>
-      <w:hyperlink w:history="1" r:id="rId1gep8kbxhkpnacdjhjveh">
+      <w:hyperlink w:history="1" r:id="rIdln9a1utwxgay_dhmiedx6">
         <w:r>
           <w:rPr>
             <w:rStyle w:val="Hyperlink"/>
@@ -949,7 +949,7 @@
       <w:r>
         <w:t xml:space="preserve"> — créé — </w:t>
       </w:r>
-      <w:hyperlink w:history="1" r:id="rIdh50humdmq4niz0wqlk4kb">
+      <w:hyperlink w:history="1" r:id="rIdp4lvzbgymn8uytc-hz84-">
         <w:r>
           <w:rPr>
             <w:rStyle w:val="Hyperlink"/>
@@ -978,7 +978,7 @@
       <w:r>
         <w:t xml:space="preserve"> — modifié — </w:t>
       </w:r>
-      <w:hyperlink w:history="1" r:id="rIdbmr__db7grxifs1v48uck">
+      <w:hyperlink w:history="1" r:id="rIdaqc8xkxu_nd_7mgwfl5_i">
         <w:r>
           <w:rPr>
             <w:rStyle w:val="Hyperlink"/>

--- a/docs/developpement/phases/word/PHASE_42_COMPARAISON_DES_PRIX_ENTRE_FOURNISSEURS.docx
+++ b/docs/developpement/phases/word/PHASE_42_COMPARAISON_DES_PRIX_ENTRE_FOURNISSEURS.docx
@@ -18,9 +18,9 @@
         <w:shd w:fill="F6F3FF" w:color="auto" w:val="clear"/>
       </w:pPr>
       <w:r>
-        <w:t xml:space="preserve">FlaiX Expert · dossier de développement · généré le 2026-10-21 depuis le dépôt </w:t>
-      </w:r>
-      <w:hyperlink w:history="1" r:id="rId4wnhczfosef8gq8jsoint">
+        <w:t xml:space="preserve">FlaiX Expert · dossier de développement · généré le 2026-10-23 depuis le dépôt </w:t>
+      </w:r>
+      <w:hyperlink w:history="1" r:id="rIdv_zvr1jhodxbbwjzex5pm">
         <w:r>
           <w:rPr>
             <w:rStyle w:val="Hyperlink"/>
@@ -637,7 +637,7 @@
           <w:numId w:val="2"/>
         </w:numPr>
       </w:pPr>
-      <w:hyperlink w:history="1" r:id="rIdftiwwmpwbsc6ilbib3bmp">
+      <w:hyperlink w:history="1" r:id="rIdlbk2dabwip7s4gdtkhp7a">
         <w:r>
           <w:rPr>
             <w:rStyle w:val="Hyperlink"/>
@@ -685,7 +685,7 @@
       <w:r>
         <w:t xml:space="preserve"> — créé — </w:t>
       </w:r>
-      <w:hyperlink w:history="1" r:id="rIdssqhqownjnxipnlxtiz0d">
+      <w:hyperlink w:history="1" r:id="rIdctegekoxxvhfbziwv3wps">
         <w:r>
           <w:rPr>
             <w:rStyle w:val="Hyperlink"/>
@@ -722,7 +722,7 @@
       <w:r>
         <w:t xml:space="preserve"> — créé — </w:t>
       </w:r>
-      <w:hyperlink w:history="1" r:id="rIdztcw_iaqmdfjkdgpfqo5t">
+      <w:hyperlink w:history="1" r:id="rId6p6dchc6hz7hcso0xwpfz">
         <w:r>
           <w:rPr>
             <w:rStyle w:val="Hyperlink"/>
@@ -751,7 +751,7 @@
       <w:r>
         <w:t xml:space="preserve"> — créé — </w:t>
       </w:r>
-      <w:hyperlink w:history="1" r:id="rIdm1ynp3iuiw-blok6enlm0">
+      <w:hyperlink w:history="1" r:id="rIdtkp3z_ljthkvwgnqqcl9b">
         <w:r>
           <w:rPr>
             <w:rStyle w:val="Hyperlink"/>
@@ -788,7 +788,7 @@
       <w:r>
         <w:t xml:space="preserve"> — créé — </w:t>
       </w:r>
-      <w:hyperlink w:history="1" r:id="rId_z_bscrj1p2m6448frdkh">
+      <w:hyperlink w:history="1" r:id="rIdrbyujecf90paag6rfqqah">
         <w:r>
           <w:rPr>
             <w:rStyle w:val="Hyperlink"/>
@@ -817,7 +817,7 @@
       <w:r>
         <w:t xml:space="preserve"> — modifié — </w:t>
       </w:r>
-      <w:hyperlink w:history="1" r:id="rIdwotzajhnaldbyy7codwxn">
+      <w:hyperlink w:history="1" r:id="rIdhqeaoy4w-yvt4mtx2kffv">
         <w:r>
           <w:rPr>
             <w:rStyle w:val="Hyperlink"/>
@@ -846,7 +846,7 @@
       <w:r>
         <w:t xml:space="preserve"> — modifié — </w:t>
       </w:r>
-      <w:hyperlink w:history="1" r:id="rId7mta32pszb9unm0p8uld_">
+      <w:hyperlink w:history="1" r:id="rIdywt716dbwno3uxmlczxmk">
         <w:r>
           <w:rPr>
             <w:rStyle w:val="Hyperlink"/>
@@ -883,7 +883,7 @@
       <w:r>
         <w:t xml:space="preserve"> — créé — </w:t>
       </w:r>
-      <w:hyperlink w:history="1" r:id="rIdqzysyysn_xmz5wmmxcm6s">
+      <w:hyperlink w:history="1" r:id="rIduaxuucdcqsup6aipva3nk">
         <w:r>
           <w:rPr>
             <w:rStyle w:val="Hyperlink"/>
@@ -912,7 +912,7 @@
       <w:r>
         <w:t xml:space="preserve"> — modifié — </w:t>
       </w:r>
-      <w:hyperlink w:history="1" r:id="rIdln9a1utwxgay_dhmiedx6">
+      <w:hyperlink w:history="1" r:id="rIdxkhohlbrqwucaohrm-m5d">
         <w:r>
           <w:rPr>
             <w:rStyle w:val="Hyperlink"/>
@@ -949,7 +949,7 @@
       <w:r>
         <w:t xml:space="preserve"> — créé — </w:t>
       </w:r>
-      <w:hyperlink w:history="1" r:id="rIdp4lvzbgymn8uytc-hz84-">
+      <w:hyperlink w:history="1" r:id="rIditgwx3_ie31qtk5u8rnwr">
         <w:r>
           <w:rPr>
             <w:rStyle w:val="Hyperlink"/>
@@ -978,7 +978,7 @@
       <w:r>
         <w:t xml:space="preserve"> — modifié — </w:t>
       </w:r>
-      <w:hyperlink w:history="1" r:id="rIdaqc8xkxu_nd_7mgwfl5_i">
+      <w:hyperlink w:history="1" r:id="rIdn43amjsq5k87vbjgpxaj1">
         <w:r>
           <w:rPr>
             <w:rStyle w:val="Hyperlink"/>

--- a/docs/developpement/phases/word/PHASE_42_COMPARAISON_DES_PRIX_ENTRE_FOURNISSEURS.docx
+++ b/docs/developpement/phases/word/PHASE_42_COMPARAISON_DES_PRIX_ENTRE_FOURNISSEURS.docx
@@ -18,9 +18,9 @@
         <w:shd w:fill="F6F3FF" w:color="auto" w:val="clear"/>
       </w:pPr>
       <w:r>
-        <w:t xml:space="preserve">FlaiX Expert · dossier de développement · généré le 2026-10-23 depuis le dépôt </w:t>
-      </w:r>
-      <w:hyperlink w:history="1" r:id="rIdv_zvr1jhodxbbwjzex5pm">
+        <w:t xml:space="preserve">FlaiX Expert · dossier de développement · généré le 2026-10-24 depuis le dépôt </w:t>
+      </w:r>
+      <w:hyperlink w:history="1" r:id="rId15u8m5qwa0yjq3ilvaz-d">
         <w:r>
           <w:rPr>
             <w:rStyle w:val="Hyperlink"/>
@@ -637,7 +637,7 @@
           <w:numId w:val="2"/>
         </w:numPr>
       </w:pPr>
-      <w:hyperlink w:history="1" r:id="rIdlbk2dabwip7s4gdtkhp7a">
+      <w:hyperlink w:history="1" r:id="rIdjkhbn0vraagm7olqo7eb2">
         <w:r>
           <w:rPr>
             <w:rStyle w:val="Hyperlink"/>
@@ -685,7 +685,7 @@
       <w:r>
         <w:t xml:space="preserve"> — créé — </w:t>
       </w:r>
-      <w:hyperlink w:history="1" r:id="rIdctegekoxxvhfbziwv3wps">
+      <w:hyperlink w:history="1" r:id="rIdux-6xh7gkqit_k3dqwf0m">
         <w:r>
           <w:rPr>
             <w:rStyle w:val="Hyperlink"/>
@@ -722,7 +722,7 @@
       <w:r>
         <w:t xml:space="preserve"> — créé — </w:t>
       </w:r>
-      <w:hyperlink w:history="1" r:id="rId6p6dchc6hz7hcso0xwpfz">
+      <w:hyperlink w:history="1" r:id="rIdivlh5_y1cervl7q2_27n1">
         <w:r>
           <w:rPr>
             <w:rStyle w:val="Hyperlink"/>
@@ -751,7 +751,7 @@
       <w:r>
         <w:t xml:space="preserve"> — créé — </w:t>
       </w:r>
-      <w:hyperlink w:history="1" r:id="rIdtkp3z_ljthkvwgnqqcl9b">
+      <w:hyperlink w:history="1" r:id="rIdsfnvstzu1gamzaprzgtbt">
         <w:r>
           <w:rPr>
             <w:rStyle w:val="Hyperlink"/>
@@ -788,7 +788,7 @@
       <w:r>
         <w:t xml:space="preserve"> — créé — </w:t>
       </w:r>
-      <w:hyperlink w:history="1" r:id="rIdrbyujecf90paag6rfqqah">
+      <w:hyperlink w:history="1" r:id="rIdosfjptbxgcdvkst7jfdj2">
         <w:r>
           <w:rPr>
             <w:rStyle w:val="Hyperlink"/>
@@ -817,7 +817,7 @@
       <w:r>
         <w:t xml:space="preserve"> — modifié — </w:t>
       </w:r>
-      <w:hyperlink w:history="1" r:id="rIdhqeaoy4w-yvt4mtx2kffv">
+      <w:hyperlink w:history="1" r:id="rIdsgk_kds6fjfhybkgzeti7">
         <w:r>
           <w:rPr>
             <w:rStyle w:val="Hyperlink"/>
@@ -846,7 +846,7 @@
       <w:r>
         <w:t xml:space="preserve"> — modifié — </w:t>
       </w:r>
-      <w:hyperlink w:history="1" r:id="rIdywt716dbwno3uxmlczxmk">
+      <w:hyperlink w:history="1" r:id="rIdwr5lfb1lavaoymjhglteo">
         <w:r>
           <w:rPr>
             <w:rStyle w:val="Hyperlink"/>
@@ -883,7 +883,7 @@
       <w:r>
         <w:t xml:space="preserve"> — créé — </w:t>
       </w:r>
-      <w:hyperlink w:history="1" r:id="rIduaxuucdcqsup6aipva3nk">
+      <w:hyperlink w:history="1" r:id="rIdv2otiizttkuluvmuha-t7">
         <w:r>
           <w:rPr>
             <w:rStyle w:val="Hyperlink"/>
@@ -912,7 +912,7 @@
       <w:r>
         <w:t xml:space="preserve"> — modifié — </w:t>
       </w:r>
-      <w:hyperlink w:history="1" r:id="rIdxkhohlbrqwucaohrm-m5d">
+      <w:hyperlink w:history="1" r:id="rIdi2hig5yc33jcekydiskn3">
         <w:r>
           <w:rPr>
             <w:rStyle w:val="Hyperlink"/>
@@ -949,7 +949,7 @@
       <w:r>
         <w:t xml:space="preserve"> — créé — </w:t>
       </w:r>
-      <w:hyperlink w:history="1" r:id="rIditgwx3_ie31qtk5u8rnwr">
+      <w:hyperlink w:history="1" r:id="rIdk9ufm_vdtjoanlgrk3nmi">
         <w:r>
           <w:rPr>
             <w:rStyle w:val="Hyperlink"/>
@@ -978,7 +978,7 @@
       <w:r>
         <w:t xml:space="preserve"> — modifié — </w:t>
       </w:r>
-      <w:hyperlink w:history="1" r:id="rIdn43amjsq5k87vbjgpxaj1">
+      <w:hyperlink w:history="1" r:id="rIdnnhg3nyrlufg_y3gitani">
         <w:r>
           <w:rPr>
             <w:rStyle w:val="Hyperlink"/>

--- a/docs/developpement/phases/word/PHASE_42_COMPARAISON_DES_PRIX_ENTRE_FOURNISSEURS.docx
+++ b/docs/developpement/phases/word/PHASE_42_COMPARAISON_DES_PRIX_ENTRE_FOURNISSEURS.docx
@@ -18,9 +18,9 @@
         <w:shd w:fill="F6F3FF" w:color="auto" w:val="clear"/>
       </w:pPr>
       <w:r>
-        <w:t xml:space="preserve">FlaiX Expert · dossier de développement · généré le 2026-10-24 depuis le dépôt </w:t>
-      </w:r>
-      <w:hyperlink w:history="1" r:id="rId15u8m5qwa0yjq3ilvaz-d">
+        <w:t xml:space="preserve">FlaiX Expert · dossier de développement · généré le 2026-10-25 depuis le dépôt </w:t>
+      </w:r>
+      <w:hyperlink w:history="1" r:id="rIdy6g7ap7xf6c_th-luj-ru">
         <w:r>
           <w:rPr>
             <w:rStyle w:val="Hyperlink"/>
@@ -637,7 +637,7 @@
           <w:numId w:val="2"/>
         </w:numPr>
       </w:pPr>
-      <w:hyperlink w:history="1" r:id="rIdjkhbn0vraagm7olqo7eb2">
+      <w:hyperlink w:history="1" r:id="rIdxbbazecuwpt3pptzuh57v">
         <w:r>
           <w:rPr>
             <w:rStyle w:val="Hyperlink"/>
@@ -685,7 +685,7 @@
       <w:r>
         <w:t xml:space="preserve"> — créé — </w:t>
       </w:r>
-      <w:hyperlink w:history="1" r:id="rIdux-6xh7gkqit_k3dqwf0m">
+      <w:hyperlink w:history="1" r:id="rIdoknsc90xnurtwy4ie1dhx">
         <w:r>
           <w:rPr>
             <w:rStyle w:val="Hyperlink"/>
@@ -722,7 +722,7 @@
       <w:r>
         <w:t xml:space="preserve"> — créé — </w:t>
       </w:r>
-      <w:hyperlink w:history="1" r:id="rIdivlh5_y1cervl7q2_27n1">
+      <w:hyperlink w:history="1" r:id="rIdaennild6ctxaozus6or3i">
         <w:r>
           <w:rPr>
             <w:rStyle w:val="Hyperlink"/>
@@ -751,7 +751,7 @@
       <w:r>
         <w:t xml:space="preserve"> — créé — </w:t>
       </w:r>
-      <w:hyperlink w:history="1" r:id="rIdsfnvstzu1gamzaprzgtbt">
+      <w:hyperlink w:history="1" r:id="rIdka7xeclozhrvdhzpc9wvi">
         <w:r>
           <w:rPr>
             <w:rStyle w:val="Hyperlink"/>
@@ -788,7 +788,7 @@
       <w:r>
         <w:t xml:space="preserve"> — créé — </w:t>
       </w:r>
-      <w:hyperlink w:history="1" r:id="rIdosfjptbxgcdvkst7jfdj2">
+      <w:hyperlink w:history="1" r:id="rIdjkskqhysip9eauhcba0cy">
         <w:r>
           <w:rPr>
             <w:rStyle w:val="Hyperlink"/>
@@ -817,7 +817,7 @@
       <w:r>
         <w:t xml:space="preserve"> — modifié — </w:t>
       </w:r>
-      <w:hyperlink w:history="1" r:id="rIdsgk_kds6fjfhybkgzeti7">
+      <w:hyperlink w:history="1" r:id="rId_wqmbz3aq7cyhxzj_3y4o">
         <w:r>
           <w:rPr>
             <w:rStyle w:val="Hyperlink"/>
@@ -846,7 +846,7 @@
       <w:r>
         <w:t xml:space="preserve"> — modifié — </w:t>
       </w:r>
-      <w:hyperlink w:history="1" r:id="rIdwr5lfb1lavaoymjhglteo">
+      <w:hyperlink w:history="1" r:id="rId-0ij_ui1ypfehvlga7ixk">
         <w:r>
           <w:rPr>
             <w:rStyle w:val="Hyperlink"/>
@@ -883,7 +883,7 @@
       <w:r>
         <w:t xml:space="preserve"> — créé — </w:t>
       </w:r>
-      <w:hyperlink w:history="1" r:id="rIdv2otiizttkuluvmuha-t7">
+      <w:hyperlink w:history="1" r:id="rIdcc8a0l1a03qk74y06uf_s">
         <w:r>
           <w:rPr>
             <w:rStyle w:val="Hyperlink"/>
@@ -912,7 +912,7 @@
       <w:r>
         <w:t xml:space="preserve"> — modifié — </w:t>
       </w:r>
-      <w:hyperlink w:history="1" r:id="rIdi2hig5yc33jcekydiskn3">
+      <w:hyperlink w:history="1" r:id="rIdwk_rutwt1ph0wm7zqairh">
         <w:r>
           <w:rPr>
             <w:rStyle w:val="Hyperlink"/>
@@ -949,7 +949,7 @@
       <w:r>
         <w:t xml:space="preserve"> — créé — </w:t>
       </w:r>
-      <w:hyperlink w:history="1" r:id="rIdk9ufm_vdtjoanlgrk3nmi">
+      <w:hyperlink w:history="1" r:id="rIddfyuu3261hoaxnwbbgcwr">
         <w:r>
           <w:rPr>
             <w:rStyle w:val="Hyperlink"/>
@@ -978,7 +978,7 @@
       <w:r>
         <w:t xml:space="preserve"> — modifié — </w:t>
       </w:r>
-      <w:hyperlink w:history="1" r:id="rIdnnhg3nyrlufg_y3gitani">
+      <w:hyperlink w:history="1" r:id="rIdawhn-ohiwl2uojwybithp">
         <w:r>
           <w:rPr>
             <w:rStyle w:val="Hyperlink"/>

--- a/docs/developpement/phases/word/PHASE_42_COMPARAISON_DES_PRIX_ENTRE_FOURNISSEURS.docx
+++ b/docs/developpement/phases/word/PHASE_42_COMPARAISON_DES_PRIX_ENTRE_FOURNISSEURS.docx
@@ -20,7 +20,7 @@
       <w:r>
         <w:t xml:space="preserve">FlaiX Expert · dossier de développement · généré le 2026-10-25 depuis le dépôt </w:t>
       </w:r>
-      <w:hyperlink w:history="1" r:id="rIdy6g7ap7xf6c_th-luj-ru">
+      <w:hyperlink w:history="1" r:id="rIdku2weg-8p-bsa3cjvk-et">
         <w:r>
           <w:rPr>
             <w:rStyle w:val="Hyperlink"/>
@@ -637,7 +637,7 @@
           <w:numId w:val="2"/>
         </w:numPr>
       </w:pPr>
-      <w:hyperlink w:history="1" r:id="rIdxbbazecuwpt3pptzuh57v">
+      <w:hyperlink w:history="1" r:id="rId1mkbmt6mjuqlr7ygmkybj">
         <w:r>
           <w:rPr>
             <w:rStyle w:val="Hyperlink"/>
@@ -685,7 +685,7 @@
       <w:r>
         <w:t xml:space="preserve"> — créé — </w:t>
       </w:r>
-      <w:hyperlink w:history="1" r:id="rIdoknsc90xnurtwy4ie1dhx">
+      <w:hyperlink w:history="1" r:id="rIdbyihekwq8hle-vrkmg19q">
         <w:r>
           <w:rPr>
             <w:rStyle w:val="Hyperlink"/>
@@ -722,7 +722,7 @@
       <w:r>
         <w:t xml:space="preserve"> — créé — </w:t>
       </w:r>
-      <w:hyperlink w:history="1" r:id="rIdaennild6ctxaozus6or3i">
+      <w:hyperlink w:history="1" r:id="rIdzmafbpiuq8uwfcvzaemy9">
         <w:r>
           <w:rPr>
             <w:rStyle w:val="Hyperlink"/>
@@ -751,7 +751,7 @@
       <w:r>
         <w:t xml:space="preserve"> — créé — </w:t>
       </w:r>
-      <w:hyperlink w:history="1" r:id="rIdka7xeclozhrvdhzpc9wvi">
+      <w:hyperlink w:history="1" r:id="rIdrf6au9vdcwtni9alb5l1f">
         <w:r>
           <w:rPr>
             <w:rStyle w:val="Hyperlink"/>
@@ -788,7 +788,7 @@
       <w:r>
         <w:t xml:space="preserve"> — créé — </w:t>
       </w:r>
-      <w:hyperlink w:history="1" r:id="rIdjkskqhysip9eauhcba0cy">
+      <w:hyperlink w:history="1" r:id="rIdjxbg1wtihl1gxl7c25ttu">
         <w:r>
           <w:rPr>
             <w:rStyle w:val="Hyperlink"/>
@@ -817,7 +817,7 @@
       <w:r>
         <w:t xml:space="preserve"> — modifié — </w:t>
       </w:r>
-      <w:hyperlink w:history="1" r:id="rId_wqmbz3aq7cyhxzj_3y4o">
+      <w:hyperlink w:history="1" r:id="rIdn3rb_i1vd9gffgnd98lz9">
         <w:r>
           <w:rPr>
             <w:rStyle w:val="Hyperlink"/>
@@ -846,7 +846,7 @@
       <w:r>
         <w:t xml:space="preserve"> — modifié — </w:t>
       </w:r>
-      <w:hyperlink w:history="1" r:id="rId-0ij_ui1ypfehvlga7ixk">
+      <w:hyperlink w:history="1" r:id="rId2knr742nih5loj143tlze">
         <w:r>
           <w:rPr>
             <w:rStyle w:val="Hyperlink"/>
@@ -883,7 +883,7 @@
       <w:r>
         <w:t xml:space="preserve"> — créé — </w:t>
       </w:r>
-      <w:hyperlink w:history="1" r:id="rIdcc8a0l1a03qk74y06uf_s">
+      <w:hyperlink w:history="1" r:id="rId8ejszuttwndkhrf52wo8w">
         <w:r>
           <w:rPr>
             <w:rStyle w:val="Hyperlink"/>
@@ -912,7 +912,7 @@
       <w:r>
         <w:t xml:space="preserve"> — modifié — </w:t>
       </w:r>
-      <w:hyperlink w:history="1" r:id="rIdwk_rutwt1ph0wm7zqairh">
+      <w:hyperlink w:history="1" r:id="rId_ztlq59w3at2b4yiqxum8">
         <w:r>
           <w:rPr>
             <w:rStyle w:val="Hyperlink"/>
@@ -949,7 +949,7 @@
       <w:r>
         <w:t xml:space="preserve"> — créé — </w:t>
       </w:r>
-      <w:hyperlink w:history="1" r:id="rIddfyuu3261hoaxnwbbgcwr">
+      <w:hyperlink w:history="1" r:id="rIdmrqg0gekzomnqfx6jmp2o">
         <w:r>
           <w:rPr>
             <w:rStyle w:val="Hyperlink"/>
@@ -978,7 +978,7 @@
       <w:r>
         <w:t xml:space="preserve"> — modifié — </w:t>
       </w:r>
-      <w:hyperlink w:history="1" r:id="rIdawhn-ohiwl2uojwybithp">
+      <w:hyperlink w:history="1" r:id="rIdnxojgbvb1zlb9yayhi0al">
         <w:r>
           <w:rPr>
             <w:rStyle w:val="Hyperlink"/>

--- a/docs/developpement/phases/word/PHASE_42_COMPARAISON_DES_PRIX_ENTRE_FOURNISSEURS.docx
+++ b/docs/developpement/phases/word/PHASE_42_COMPARAISON_DES_PRIX_ENTRE_FOURNISSEURS.docx
@@ -20,7 +20,7 @@
       <w:r>
         <w:t xml:space="preserve">FlaiX Expert · dossier de développement · généré le 2026-10-25 depuis le dépôt </w:t>
       </w:r>
-      <w:hyperlink w:history="1" r:id="rIdku2weg-8p-bsa3cjvk-et">
+      <w:hyperlink w:history="1" r:id="rIdi6lq0srsyqrucsit436pl">
         <w:r>
           <w:rPr>
             <w:rStyle w:val="Hyperlink"/>
@@ -637,7 +637,7 @@
           <w:numId w:val="2"/>
         </w:numPr>
       </w:pPr>
-      <w:hyperlink w:history="1" r:id="rId1mkbmt6mjuqlr7ygmkybj">
+      <w:hyperlink w:history="1" r:id="rIdj8wjr2lukkexnmxoj3pmk">
         <w:r>
           <w:rPr>
             <w:rStyle w:val="Hyperlink"/>
@@ -685,7 +685,7 @@
       <w:r>
         <w:t xml:space="preserve"> — créé — </w:t>
       </w:r>
-      <w:hyperlink w:history="1" r:id="rIdbyihekwq8hle-vrkmg19q">
+      <w:hyperlink w:history="1" r:id="rIdbbaza8pojf7q-jqneddlq">
         <w:r>
           <w:rPr>
             <w:rStyle w:val="Hyperlink"/>
@@ -722,7 +722,7 @@
       <w:r>
         <w:t xml:space="preserve"> — créé — </w:t>
       </w:r>
-      <w:hyperlink w:history="1" r:id="rIdzmafbpiuq8uwfcvzaemy9">
+      <w:hyperlink w:history="1" r:id="rId9_qg4asjrmsueoiykuksm">
         <w:r>
           <w:rPr>
             <w:rStyle w:val="Hyperlink"/>
@@ -751,7 +751,7 @@
       <w:r>
         <w:t xml:space="preserve"> — créé — </w:t>
       </w:r>
-      <w:hyperlink w:history="1" r:id="rIdrf6au9vdcwtni9alb5l1f">
+      <w:hyperlink w:history="1" r:id="rId4cal-f9z5wvl-wuocpdcr">
         <w:r>
           <w:rPr>
             <w:rStyle w:val="Hyperlink"/>
@@ -788,7 +788,7 @@
       <w:r>
         <w:t xml:space="preserve"> — créé — </w:t>
       </w:r>
-      <w:hyperlink w:history="1" r:id="rIdjxbg1wtihl1gxl7c25ttu">
+      <w:hyperlink w:history="1" r:id="rId2u4v3kfivuy2ivvqsddtm">
         <w:r>
           <w:rPr>
             <w:rStyle w:val="Hyperlink"/>
@@ -817,7 +817,7 @@
       <w:r>
         <w:t xml:space="preserve"> — modifié — </w:t>
       </w:r>
-      <w:hyperlink w:history="1" r:id="rIdn3rb_i1vd9gffgnd98lz9">
+      <w:hyperlink w:history="1" r:id="rIdmj8girmnwm7v9lg8wqpoa">
         <w:r>
           <w:rPr>
             <w:rStyle w:val="Hyperlink"/>
@@ -846,7 +846,7 @@
       <w:r>
         <w:t xml:space="preserve"> — modifié — </w:t>
       </w:r>
-      <w:hyperlink w:history="1" r:id="rId2knr742nih5loj143tlze">
+      <w:hyperlink w:history="1" r:id="rIdxxz-2kaxd0_o10hxmzlms">
         <w:r>
           <w:rPr>
             <w:rStyle w:val="Hyperlink"/>
@@ -883,7 +883,7 @@
       <w:r>
         <w:t xml:space="preserve"> — créé — </w:t>
       </w:r>
-      <w:hyperlink w:history="1" r:id="rId8ejszuttwndkhrf52wo8w">
+      <w:hyperlink w:history="1" r:id="rIdvi7j9kvyfob3d32ancw8y">
         <w:r>
           <w:rPr>
             <w:rStyle w:val="Hyperlink"/>
@@ -912,7 +912,7 @@
       <w:r>
         <w:t xml:space="preserve"> — modifié — </w:t>
       </w:r>
-      <w:hyperlink w:history="1" r:id="rId_ztlq59w3at2b4yiqxum8">
+      <w:hyperlink w:history="1" r:id="rIdx2_01wg_j1dcrfmpxttas">
         <w:r>
           <w:rPr>
             <w:rStyle w:val="Hyperlink"/>
@@ -949,7 +949,7 @@
       <w:r>
         <w:t xml:space="preserve"> — créé — </w:t>
       </w:r>
-      <w:hyperlink w:history="1" r:id="rIdmrqg0gekzomnqfx6jmp2o">
+      <w:hyperlink w:history="1" r:id="rIdmns1y5nclzw_my2vj7kpw">
         <w:r>
           <w:rPr>
             <w:rStyle w:val="Hyperlink"/>
@@ -978,7 +978,7 @@
       <w:r>
         <w:t xml:space="preserve"> — modifié — </w:t>
       </w:r>
-      <w:hyperlink w:history="1" r:id="rIdnxojgbvb1zlb9yayhi0al">
+      <w:hyperlink w:history="1" r:id="rIdldlqdcalhk-rcwzfhxwsn">
         <w:r>
           <w:rPr>
             <w:rStyle w:val="Hyperlink"/>
